--- a/Столбов_Пракс_Проект.docx
+++ b/Столбов_Пракс_Проект.docx
@@ -6175,7 +6175,7 @@
           <w:sz w:val="28"/>
           <w:szCs w:val="28"/>
         </w:rPr>
-        <w:t>сетевые платы для уже имеющихся у заказчика персональных компьютеров (ПК);</w:t>
+        <w:t xml:space="preserve">14 настольных компьютеров (ПК) для рабочих мест сотрудников;</w:t>
       </w:r>
     </w:p>
     <w:p>
@@ -6662,70 +6662,7 @@
                 <w:sz w:val="24"/>
                 <w:szCs w:val="24"/>
               </w:rPr>
-              <w:t>Сетевая плата TP-Link TG-3468</w:t>
-            </w:r>
-          </w:p>
-          <w:p>
-            <w:pPr>
-              <w:spacing w:line="192" w:lineRule="auto"/>
-              <w:rPr>
-                <w:rFonts w:ascii="Times New Roman" w:hAnsi="Times New Roman"/>
-                <w:sz w:val="24"/>
-                <w:szCs w:val="24"/>
-              </w:rPr>
-            </w:pPr>
-          </w:p>
-          <w:p>
-            <w:pPr>
-              <w:spacing w:line="192" w:lineRule="auto"/>
-              <w:rPr>
-                <w:rFonts w:ascii="Times New Roman" w:hAnsi="Times New Roman"/>
-                <w:sz w:val="24"/>
-                <w:szCs w:val="24"/>
-              </w:rPr>
-            </w:pPr>
-            <w:r>
-              <w:rPr>
-                <w:rFonts w:ascii="Times New Roman" w:hAnsi="Times New Roman"/>
-                <w:noProof/>
-                <w:sz w:val="24"/>
-                <w:szCs w:val="24"/>
-              </w:rPr>
-              <w:drawing>
-                <wp:inline distT="0" distB="0" distL="0" distR="0" wp14:anchorId="66F7B12A" wp14:editId="5699B0FD">
-                  <wp:extent cx="1308682" cy="826897"/>
-                  <wp:effectExtent l="0" t="0" r="0" b="0"/>
-                  <wp:docPr id="1139436683" name="Рисунок 1"/>
-                  <wp:cNvGraphicFramePr>
-                    <a:graphicFrameLocks xmlns:a="http://schemas.openxmlformats.org/drawingml/2006/main" noChangeAspect="1"/>
-                  </wp:cNvGraphicFramePr>
-                  <a:graphic xmlns:a="http://schemas.openxmlformats.org/drawingml/2006/main">
-                    <a:graphicData uri="http://schemas.openxmlformats.org/drawingml/2006/picture">
-                      <pic:pic xmlns:pic="http://schemas.openxmlformats.org/drawingml/2006/picture">
-                        <pic:nvPicPr>
-                          <pic:cNvPr id="1139436683" name=""/>
-                          <pic:cNvPicPr/>
-                        </pic:nvPicPr>
-                        <pic:blipFill>
-                          <a:blip r:embed="rId13"/>
-                          <a:stretch>
-                            <a:fillRect/>
-                          </a:stretch>
-                        </pic:blipFill>
-                        <pic:spPr>
-                          <a:xfrm>
-                            <a:off x="0" y="0"/>
-                            <a:ext cx="1401666" cy="885650"/>
-                          </a:xfrm>
-                          <a:prstGeom prst="rect">
-                            <a:avLst/>
-                          </a:prstGeom>
-                        </pic:spPr>
-                      </pic:pic>
-                    </a:graphicData>
-                  </a:graphic>
-                </wp:inline>
-              </w:drawing>
+              <w:t xml:space="preserve">ПК DEXP Atlas H418</w:t>
             </w:r>
           </w:p>
         </w:tc>
@@ -6748,7 +6685,7 @@
                 <w:sz w:val="24"/>
                 <w:szCs w:val="24"/>
               </w:rPr>
-              <w:t>Тип — внутренний сетевой адаптер.</w:t>
+              <w:t xml:space="preserve">Тип — настольный компьютер (системный блок).</w:t>
             </w:r>
           </w:p>
           <w:p>
@@ -6766,7 +6703,7 @@
                 <w:sz w:val="24"/>
                 <w:szCs w:val="24"/>
               </w:rPr>
-              <w:t>Скорости передачи: 10/100/1000 Мбит/с (10BASE-T, 100BASE-TX, 1000BASE-T).</w:t>
+              <w:t xml:space="preserve">Процессор: Intel Core i3-12100 (4 ядра / 8 потоков, 3.3 ГГц / 4.3 ГГц Turbo, 12 МБ L3-кэш).</w:t>
             </w:r>
           </w:p>
           <w:p>
@@ -6784,7 +6721,7 @@
                 <w:sz w:val="24"/>
                 <w:szCs w:val="24"/>
               </w:rPr>
-              <w:t>Чипсет: Realtek RTL8168B.</w:t>
+              <w:t xml:space="preserve">Чипсет: Intel H610.</w:t>
             </w:r>
           </w:p>
           <w:p>
@@ -6802,7 +6739,7 @@
                 <w:sz w:val="24"/>
                 <w:szCs w:val="24"/>
               </w:rPr>
-              <w:t>Интерфейс шины: PCI Express x1, версия 1.1.</w:t>
+              <w:t xml:space="preserve">Оперативная память: 8 ГБ DDR4 3200 МГц.</w:t>
             </w:r>
           </w:p>
           <w:p>
@@ -6820,7 +6757,7 @@
                 <w:sz w:val="24"/>
                 <w:szCs w:val="24"/>
               </w:rPr>
-              <w:t>Разъёмы: 1× RJ-45.</w:t>
+              <w:t xml:space="preserve">Накопитель: SSD M.2 NVMe 256 ГБ.</w:t>
             </w:r>
           </w:p>
           <w:p>
@@ -6838,7 +6775,7 @@
                 <w:sz w:val="24"/>
                 <w:szCs w:val="24"/>
               </w:rPr>
-              <w:t>Поддержка режима полного дуплекса и автосогласования скорости.</w:t>
+              <w:t xml:space="preserve">Графика: интегрированная Intel UHD Graphics 730.</w:t>
             </w:r>
           </w:p>
           <w:p>
@@ -6848,25 +6785,15 @@
                 <w:rFonts w:ascii="Times New Roman" w:hAnsi="Times New Roman"/>
                 <w:sz w:val="24"/>
                 <w:szCs w:val="24"/>
-                <w:lang w:val="en-US"/>
-              </w:rPr>
-            </w:pPr>
-            <w:r>
-              <w:rPr>
-                <w:rFonts w:ascii="Times New Roman" w:hAnsi="Times New Roman"/>
-                <w:sz w:val="24"/>
-                <w:szCs w:val="24"/>
-              </w:rPr>
-              <w:t>Поддержка</w:t>
-            </w:r>
-            <w:r>
-              <w:rPr>
-                <w:rFonts w:ascii="Times New Roman" w:hAnsi="Times New Roman"/>
-                <w:sz w:val="24"/>
-                <w:szCs w:val="24"/>
-                <w:lang w:val="en-US"/>
-              </w:rPr>
-              <w:t xml:space="preserve"> Wake-on-LAN, IEEE 802.1Q VLAN, IEEE 802.1p QoS, IEEE 802.3x flow control.</w:t>
+              </w:rPr>
+            </w:pPr>
+            <w:r>
+              <w:rPr>
+                <w:rFonts w:ascii="Times New Roman" w:hAnsi="Times New Roman"/>
+                <w:sz w:val="24"/>
+                <w:szCs w:val="24"/>
+              </w:rPr>
+              <w:t xml:space="preserve">Сетевой адаптер: 1× Gigabit Ethernet (10/100/1000 Мбит/с) RJ-45.</w:t>
             </w:r>
           </w:p>
           <w:p>
@@ -6884,7 +6811,7 @@
                 <w:sz w:val="24"/>
                 <w:szCs w:val="24"/>
               </w:rPr>
-              <w:t>Совместимость с Windows 11/10/8/7/XP, Linux, macOS.</w:t>
+              <w:t xml:space="preserve">Аудио: встроенная звуковая карта 5.1, микрофонный и линейный вход, аудиовыход.</w:t>
             </w:r>
           </w:p>
           <w:p>
@@ -6902,7 +6829,7 @@
                 <w:sz w:val="24"/>
                 <w:szCs w:val="24"/>
               </w:rPr>
-              <w:t>Низкопрофильная планка для компактных корпусов в комплекте.</w:t>
+              <w:t xml:space="preserve">Интерфейсы: 4× USB 3.2 Gen1 Type-A, 2× USB 2.0, 1× HDMI, 1× DisplayPort, 1× VGA, 1× RJ-45.</w:t>
             </w:r>
           </w:p>
           <w:p>
@@ -6920,7 +6847,43 @@
                 <w:sz w:val="24"/>
                 <w:szCs w:val="24"/>
               </w:rPr>
-              <w:t>Габариты: 120 × 80 × 21 мм.</w:t>
+              <w:t xml:space="preserve">Блок питания: 300 Вт.</w:t>
+            </w:r>
+          </w:p>
+          <w:p>
+            <w:pPr>
+              <w:spacing w:line="192" w:lineRule="auto"/>
+              <w:rPr>
+                <w:rFonts w:ascii="Times New Roman" w:hAnsi="Times New Roman"/>
+                <w:sz w:val="24"/>
+                <w:szCs w:val="24"/>
+              </w:rPr>
+            </w:pPr>
+            <w:r>
+              <w:rPr>
+                <w:rFonts w:ascii="Times New Roman" w:hAnsi="Times New Roman"/>
+                <w:sz w:val="24"/>
+                <w:szCs w:val="24"/>
+              </w:rPr>
+              <w:t xml:space="preserve">Корпус: Mini-Tower, габариты 360 × 175 × 380 мм.</w:t>
+            </w:r>
+          </w:p>
+          <w:p>
+            <w:pPr>
+              <w:spacing w:line="192" w:lineRule="auto"/>
+              <w:rPr>
+                <w:rFonts w:ascii="Times New Roman" w:hAnsi="Times New Roman"/>
+                <w:sz w:val="24"/>
+                <w:szCs w:val="24"/>
+              </w:rPr>
+            </w:pPr>
+            <w:r>
+              <w:rPr>
+                <w:rFonts w:ascii="Times New Roman" w:hAnsi="Times New Roman"/>
+                <w:sz w:val="24"/>
+                <w:szCs w:val="24"/>
+              </w:rPr>
+              <w:t xml:space="preserve">Предустановленная ОС: без ОС.</w:t>
             </w:r>
           </w:p>
         </w:tc>
@@ -6976,7 +6939,7 @@
                 <w:sz w:val="24"/>
                 <w:szCs w:val="24"/>
               </w:rPr>
-              <w:t>899</w:t>
+              <w:t>35 990</w:t>
             </w:r>
           </w:p>
         </w:tc>
@@ -11219,7 +11182,7 @@
           <w:sz w:val="28"/>
           <w:szCs w:val="28"/>
         </w:rPr>
-        <w:t>Длина кабеля витой пары UTP cat. 5e равна 370 метрам, количество подключаемых устройств — 26, количество коннекторов RJ-45 — 50 штук (с запасом — 30). Итоговая сумма затрат на оборудование и материалы составляет 219 138 руб.</w:t>
+        <w:t xml:space="preserve">Длина кабеля витой пары UTP cat. 5e равна 370 метрам, количество подключаемых устройств — 26, количество коннекторов RJ-45 — 50 штук (с запасом — 30). С учётом 14 ПК итоговая сумма затрат на оборудование и материалы составляет 722 008 руб.</w:t>
       </w:r>
     </w:p>
     <w:p>
@@ -14829,7 +14792,8 @@
       </w:tblPr>
       <w:tblGrid>
         <w:gridCol w:w="1895"/>
-        <w:gridCol w:w="7314"/>
+        <w:gridCol w:w="5709"/>
+        <w:gridCol w:w="1605"/>
       </w:tblGrid>
       <w:tr>
         <w:tc>
@@ -14857,7 +14821,7 @@
         </w:tc>
         <w:tc>
           <w:tcPr>
-            <w:tcW w:w="7314" w:type="dxa"/>
+            <w:tcW w:w="5709" w:type="dxa"/>
           </w:tcPr>
           <w:p>
             <w:pPr>
@@ -14873,6 +14837,30 @@
                 <w:sz w:val="24"/>
               </w:rPr>
               <w:t>Описание</w:t>
+            </w:r>
+          </w:p>
+        </w:tc>
+        <w:tc>
+          <w:tcPr>
+            <w:tcW w:w="1605" w:type="dxa"/>
+          </w:tcPr>
+          <w:p>
+            <w:pPr>
+              <w:spacing w:after="0" w:line="240" w:lineRule="auto"/>
+              <w:jc w:val="center"/>
+              <w:rPr>
+                <w:rFonts w:ascii="Times New Roman" w:hAnsi="Times New Roman"/>
+                <w:sz w:val="24"/>
+                <w:szCs w:val="24"/>
+              </w:rPr>
+            </w:pPr>
+            <w:r>
+              <w:rPr>
+                <w:rFonts w:ascii="Times New Roman" w:hAnsi="Times New Roman"/>
+                <w:sz w:val="24"/>
+                <w:szCs w:val="24"/>
+              </w:rPr>
+              <w:t>Цена, руб.</w:t>
             </w:r>
           </w:p>
         </w:tc>
@@ -14901,7 +14889,7 @@
         </w:tc>
         <w:tc>
           <w:tcPr>
-            <w:tcW w:w="7314" w:type="dxa"/>
+            <w:tcW w:w="5709" w:type="dxa"/>
           </w:tcPr>
           <w:p>
             <w:pPr>
@@ -14932,6 +14920,30 @@
                 <w:sz w:val="24"/>
               </w:rPr>
               <w:t xml:space="preserve"> Center и поддержкой контейнеров, Windows Server 2019 Standard обеспечивает стабильную работу. Разовая покупка лицензии для одного сервера гарантирует долгосрочное использование без подписок.</w:t>
+            </w:r>
+          </w:p>
+        </w:tc>
+        <w:tc>
+          <w:tcPr>
+            <w:tcW w:w="1605" w:type="dxa"/>
+          </w:tcPr>
+          <w:p>
+            <w:pPr>
+              <w:spacing w:after="0" w:line="240" w:lineRule="auto"/>
+              <w:jc w:val="center"/>
+              <w:rPr>
+                <w:rFonts w:ascii="Times New Roman" w:hAnsi="Times New Roman"/>
+                <w:sz w:val="24"/>
+                <w:szCs w:val="24"/>
+              </w:rPr>
+            </w:pPr>
+            <w:r>
+              <w:rPr>
+                <w:rFonts w:ascii="Times New Roman" w:hAnsi="Times New Roman"/>
+                <w:sz w:val="24"/>
+                <w:szCs w:val="24"/>
+              </w:rPr>
+              <w:t>75 000</w:t>
             </w:r>
           </w:p>
         </w:tc>
@@ -14961,7 +14973,7 @@
         </w:tc>
         <w:tc>
           <w:tcPr>
-            <w:tcW w:w="7314" w:type="dxa"/>
+            <w:tcW w:w="5709" w:type="dxa"/>
           </w:tcPr>
           <w:p>
             <w:pPr>
@@ -14983,6 +14995,30 @@
                 <w:sz w:val="24"/>
               </w:rPr>
               <w:t>нструмент для управления конфигурацией сетевых устройств. Позволяет отслеживать изменения в настройках, выполнять резервное копирование конфигураций, осуществлять массовую настройку устройств и обеспечивать соответствие нормативным требованиям (HIPAA, PCI, SOX и др.).</w:t>
+            </w:r>
+          </w:p>
+        </w:tc>
+        <w:tc>
+          <w:tcPr>
+            <w:tcW w:w="1605" w:type="dxa"/>
+          </w:tcPr>
+          <w:p>
+            <w:pPr>
+              <w:spacing w:after="0" w:line="240" w:lineRule="auto"/>
+              <w:jc w:val="center"/>
+              <w:rPr>
+                <w:rFonts w:ascii="Times New Roman" w:hAnsi="Times New Roman"/>
+                <w:sz w:val="24"/>
+                <w:szCs w:val="24"/>
+              </w:rPr>
+            </w:pPr>
+            <w:r>
+              <w:rPr>
+                <w:rFonts w:ascii="Times New Roman" w:hAnsi="Times New Roman"/>
+                <w:sz w:val="24"/>
+                <w:szCs w:val="24"/>
+              </w:rPr>
+              <w:t>79 990</w:t>
             </w:r>
           </w:p>
         </w:tc>
@@ -15012,7 +15048,7 @@
         </w:tc>
         <w:tc>
           <w:tcPr>
-            <w:tcW w:w="7314" w:type="dxa"/>
+            <w:tcW w:w="5709" w:type="dxa"/>
           </w:tcPr>
           <w:p>
             <w:pPr>
@@ -15034,6 +15070,30 @@
                 <w:sz w:val="24"/>
               </w:rPr>
               <w:t>истема мониторинга сети, серверов и сетевого оборудования. Поддерживает SNMP, позволяет создавать карты сетей, централизованно мониторить лог-файлы, настраивать оповещения при возникновении проблем.</w:t>
+            </w:r>
+          </w:p>
+        </w:tc>
+        <w:tc>
+          <w:tcPr>
+            <w:tcW w:w="1605" w:type="dxa"/>
+          </w:tcPr>
+          <w:p>
+            <w:pPr>
+              <w:spacing w:after="0" w:line="240" w:lineRule="auto"/>
+              <w:jc w:val="center"/>
+              <w:rPr>
+                <w:rFonts w:ascii="Times New Roman" w:hAnsi="Times New Roman"/>
+                <w:sz w:val="24"/>
+                <w:szCs w:val="24"/>
+              </w:rPr>
+            </w:pPr>
+            <w:r>
+              <w:rPr>
+                <w:rFonts w:ascii="Times New Roman" w:hAnsi="Times New Roman"/>
+                <w:sz w:val="24"/>
+                <w:szCs w:val="24"/>
+              </w:rPr>
+              <w:t>бесплатно</w:t>
             </w:r>
           </w:p>
         </w:tc>
@@ -15070,7 +15130,7 @@
         </w:tc>
         <w:tc>
           <w:tcPr>
-            <w:tcW w:w="7314" w:type="dxa"/>
+            <w:tcW w:w="5709" w:type="dxa"/>
           </w:tcPr>
           <w:p>
             <w:pPr>
@@ -15092,6 +15152,30 @@
                 <w:sz w:val="24"/>
               </w:rPr>
               <w:t>рограмма для администрирования компьютеров и мониторинга устройств в сети. Позволяет наблюдать текущее состояние сети в графической форме, сигнализирует о различных событиях (например, об отключении хоста).</w:t>
+            </w:r>
+          </w:p>
+        </w:tc>
+        <w:tc>
+          <w:tcPr>
+            <w:tcW w:w="1605" w:type="dxa"/>
+          </w:tcPr>
+          <w:p>
+            <w:pPr>
+              <w:spacing w:after="0" w:line="240" w:lineRule="auto"/>
+              <w:jc w:val="center"/>
+              <w:rPr>
+                <w:rFonts w:ascii="Times New Roman" w:hAnsi="Times New Roman"/>
+                <w:sz w:val="24"/>
+                <w:szCs w:val="24"/>
+              </w:rPr>
+            </w:pPr>
+            <w:r>
+              <w:rPr>
+                <w:rFonts w:ascii="Times New Roman" w:hAnsi="Times New Roman"/>
+                <w:sz w:val="24"/>
+                <w:szCs w:val="24"/>
+              </w:rPr>
+              <w:t>6 990</w:t>
             </w:r>
           </w:p>
         </w:tc>
@@ -15119,7 +15203,7 @@
         </w:tc>
         <w:tc>
           <w:tcPr>
-            <w:tcW w:w="7314" w:type="dxa"/>
+            <w:tcW w:w="5709" w:type="dxa"/>
           </w:tcPr>
           <w:p>
             <w:pPr>
@@ -15141,6 +15225,30 @@
                 <w:sz w:val="24"/>
               </w:rPr>
               <w:t>рограмма для учёта аппаратного и программного обеспечения на ПК предприятия. Позволяет сканировать ПК по сети, вести базу данных с информацией о конфигурации устройств, отслеживать изменения в ПО и «железе».</w:t>
+            </w:r>
+          </w:p>
+        </w:tc>
+        <w:tc>
+          <w:tcPr>
+            <w:tcW w:w="1605" w:type="dxa"/>
+          </w:tcPr>
+          <w:p>
+            <w:pPr>
+              <w:spacing w:after="0" w:line="240" w:lineRule="auto"/>
+              <w:jc w:val="center"/>
+              <w:rPr>
+                <w:rFonts w:ascii="Times New Roman" w:hAnsi="Times New Roman"/>
+                <w:sz w:val="24"/>
+                <w:szCs w:val="24"/>
+              </w:rPr>
+            </w:pPr>
+            <w:r>
+              <w:rPr>
+                <w:rFonts w:ascii="Times New Roman" w:hAnsi="Times New Roman"/>
+                <w:sz w:val="24"/>
+                <w:szCs w:val="24"/>
+              </w:rPr>
+              <w:t>9 990</w:t>
             </w:r>
           </w:p>
         </w:tc>
@@ -15168,7 +15276,7 @@
         </w:tc>
         <w:tc>
           <w:tcPr>
-            <w:tcW w:w="7314" w:type="dxa"/>
+            <w:tcW w:w="5709" w:type="dxa"/>
           </w:tcPr>
           <w:p>
             <w:pPr>
@@ -15238,6 +15346,30 @@
                 <w:sz w:val="24"/>
               </w:rPr>
               <w:t>.</w:t>
+            </w:r>
+          </w:p>
+        </w:tc>
+        <w:tc>
+          <w:tcPr>
+            <w:tcW w:w="1605" w:type="dxa"/>
+          </w:tcPr>
+          <w:p>
+            <w:pPr>
+              <w:spacing w:after="0" w:line="240" w:lineRule="auto"/>
+              <w:jc w:val="center"/>
+              <w:rPr>
+                <w:rFonts w:ascii="Times New Roman" w:hAnsi="Times New Roman"/>
+                <w:sz w:val="24"/>
+                <w:szCs w:val="24"/>
+              </w:rPr>
+            </w:pPr>
+            <w:r>
+              <w:rPr>
+                <w:rFonts w:ascii="Times New Roman" w:hAnsi="Times New Roman"/>
+                <w:sz w:val="24"/>
+                <w:szCs w:val="24"/>
+              </w:rPr>
+              <w:t>196 000</w:t>
             </w:r>
           </w:p>
         </w:tc>
@@ -15274,7 +15406,7 @@
         </w:tc>
         <w:tc>
           <w:tcPr>
-            <w:tcW w:w="7314" w:type="dxa"/>
+            <w:tcW w:w="5709" w:type="dxa"/>
           </w:tcPr>
           <w:p>
             <w:pPr>
@@ -15319,6 +15451,30 @@
                 <w:sz w:val="24"/>
               </w:rPr>
               <w:t>.</w:t>
+            </w:r>
+          </w:p>
+        </w:tc>
+        <w:tc>
+          <w:tcPr>
+            <w:tcW w:w="1605" w:type="dxa"/>
+          </w:tcPr>
+          <w:p>
+            <w:pPr>
+              <w:spacing w:after="0" w:line="240" w:lineRule="auto"/>
+              <w:jc w:val="center"/>
+              <w:rPr>
+                <w:rFonts w:ascii="Times New Roman" w:hAnsi="Times New Roman"/>
+                <w:sz w:val="24"/>
+                <w:szCs w:val="24"/>
+              </w:rPr>
+            </w:pPr>
+            <w:r>
+              <w:rPr>
+                <w:rFonts w:ascii="Times New Roman" w:hAnsi="Times New Roman"/>
+                <w:sz w:val="24"/>
+                <w:szCs w:val="24"/>
+              </w:rPr>
+              <w:t>29 990</w:t>
             </w:r>
           </w:p>
         </w:tc>

--- a/Столбов_Пракс_Проект.docx
+++ b/Столбов_Пракс_Проект.docx
@@ -14943,7 +14943,28 @@
                 <w:sz w:val="24"/>
                 <w:szCs w:val="24"/>
               </w:rPr>
-              <w:t>75 000</w:t>
+              <w:t xml:space="preserve">75 000</w:t>
+            </w:r>
+          </w:p>
+          <w:p>
+            <w:pPr>
+              <w:spacing w:after="0" w:line="240" w:lineRule="auto"/>
+              <w:jc w:val="center"/>
+              <w:rPr>
+                <w:rFonts w:ascii="Times New Roman" w:hAnsi="Times New Roman"/>
+                <w:sz w:val="20"/>
+                <w:szCs w:val="20"/>
+                <w:i/>
+              </w:rPr>
+            </w:pPr>
+            <w:r>
+              <w:rPr>
+                <w:rFonts w:ascii="Times New Roman" w:hAnsi="Times New Roman"/>
+                <w:sz w:val="20"/>
+                <w:szCs w:val="20"/>
+                <w:i/>
+              </w:rPr>
+              <w:t xml:space="preserve">(единоразово, 1 сервер)</w:t>
             </w:r>
           </w:p>
         </w:tc>
@@ -15018,7 +15039,28 @@
                 <w:sz w:val="24"/>
                 <w:szCs w:val="24"/>
               </w:rPr>
-              <w:t>79 990</w:t>
+              <w:t xml:space="preserve">79 990</w:t>
+            </w:r>
+          </w:p>
+          <w:p>
+            <w:pPr>
+              <w:spacing w:after="0" w:line="240" w:lineRule="auto"/>
+              <w:jc w:val="center"/>
+              <w:rPr>
+                <w:rFonts w:ascii="Times New Roman" w:hAnsi="Times New Roman"/>
+                <w:sz w:val="20"/>
+                <w:szCs w:val="20"/>
+                <w:i/>
+              </w:rPr>
+            </w:pPr>
+            <w:r>
+              <w:rPr>
+                <w:rFonts w:ascii="Times New Roman" w:hAnsi="Times New Roman"/>
+                <w:sz w:val="20"/>
+                <w:szCs w:val="20"/>
+                <w:i/>
+              </w:rPr>
+              <w:t xml:space="preserve">(единоразово, до 10 устройств)</w:t>
             </w:r>
           </w:p>
         </w:tc>
@@ -15093,7 +15135,28 @@
                 <w:sz w:val="24"/>
                 <w:szCs w:val="24"/>
               </w:rPr>
-              <w:t>бесплатно</w:t>
+              <w:t xml:space="preserve">бесплатно</w:t>
+            </w:r>
+          </w:p>
+          <w:p>
+            <w:pPr>
+              <w:spacing w:after="0" w:line="240" w:lineRule="auto"/>
+              <w:jc w:val="center"/>
+              <w:rPr>
+                <w:rFonts w:ascii="Times New Roman" w:hAnsi="Times New Roman"/>
+                <w:sz w:val="20"/>
+                <w:szCs w:val="20"/>
+                <w:i/>
+              </w:rPr>
+            </w:pPr>
+            <w:r>
+              <w:rPr>
+                <w:rFonts w:ascii="Times New Roman" w:hAnsi="Times New Roman"/>
+                <w:sz w:val="20"/>
+                <w:szCs w:val="20"/>
+                <w:i/>
+              </w:rPr>
+              <w:t xml:space="preserve">(open source)</w:t>
             </w:r>
           </w:p>
         </w:tc>
@@ -15175,7 +15238,28 @@
                 <w:sz w:val="24"/>
                 <w:szCs w:val="24"/>
               </w:rPr>
-              <w:t>6 990</w:t>
+              <w:t xml:space="preserve">6 990</w:t>
+            </w:r>
+          </w:p>
+          <w:p>
+            <w:pPr>
+              <w:spacing w:after="0" w:line="240" w:lineRule="auto"/>
+              <w:jc w:val="center"/>
+              <w:rPr>
+                <w:rFonts w:ascii="Times New Roman" w:hAnsi="Times New Roman"/>
+                <w:sz w:val="20"/>
+                <w:szCs w:val="20"/>
+                <w:i/>
+              </w:rPr>
+            </w:pPr>
+            <w:r>
+              <w:rPr>
+                <w:rFonts w:ascii="Times New Roman" w:hAnsi="Times New Roman"/>
+                <w:sz w:val="20"/>
+                <w:szCs w:val="20"/>
+                <w:i/>
+              </w:rPr>
+              <w:t xml:space="preserve">(единоразово, до 50 хостов)</w:t>
             </w:r>
           </w:p>
         </w:tc>
@@ -15248,7 +15332,28 @@
                 <w:sz w:val="24"/>
                 <w:szCs w:val="24"/>
               </w:rPr>
-              <w:t>9 990</w:t>
+              <w:t xml:space="preserve">9 990</w:t>
+            </w:r>
+          </w:p>
+          <w:p>
+            <w:pPr>
+              <w:spacing w:after="0" w:line="240" w:lineRule="auto"/>
+              <w:jc w:val="center"/>
+              <w:rPr>
+                <w:rFonts w:ascii="Times New Roman" w:hAnsi="Times New Roman"/>
+                <w:sz w:val="20"/>
+                <w:szCs w:val="20"/>
+                <w:i/>
+              </w:rPr>
+            </w:pPr>
+            <w:r>
+              <w:rPr>
+                <w:rFonts w:ascii="Times New Roman" w:hAnsi="Times New Roman"/>
+                <w:sz w:val="20"/>
+                <w:szCs w:val="20"/>
+                <w:i/>
+              </w:rPr>
+              <w:t xml:space="preserve">(единоразово, до 50 ПК)</w:t>
             </w:r>
           </w:p>
         </w:tc>
@@ -15369,7 +15474,28 @@
                 <w:sz w:val="24"/>
                 <w:szCs w:val="24"/>
               </w:rPr>
-              <w:t>196 000</w:t>
+              <w:t xml:space="preserve">16 800 / мес.</w:t>
+            </w:r>
+          </w:p>
+          <w:p>
+            <w:pPr>
+              <w:spacing w:after="0" w:line="240" w:lineRule="auto"/>
+              <w:jc w:val="center"/>
+              <w:rPr>
+                <w:rFonts w:ascii="Times New Roman" w:hAnsi="Times New Roman"/>
+                <w:sz w:val="20"/>
+                <w:szCs w:val="20"/>
+                <w:i/>
+              </w:rPr>
+            </w:pPr>
+            <w:r>
+              <w:rPr>
+                <w:rFonts w:ascii="Times New Roman" w:hAnsi="Times New Roman"/>
+                <w:sz w:val="20"/>
+                <w:szCs w:val="20"/>
+                <w:i/>
+              </w:rPr>
+              <w:t xml:space="preserve">(1 200 × 14 пользователей)</w:t>
             </w:r>
           </w:p>
         </w:tc>
@@ -15474,7 +15600,28 @@
                 <w:sz w:val="24"/>
                 <w:szCs w:val="24"/>
               </w:rPr>
-              <w:t>29 990</w:t>
+              <w:t xml:space="preserve">29 990</w:t>
+            </w:r>
+          </w:p>
+          <w:p>
+            <w:pPr>
+              <w:spacing w:after="0" w:line="240" w:lineRule="auto"/>
+              <w:jc w:val="center"/>
+              <w:rPr>
+                <w:rFonts w:ascii="Times New Roman" w:hAnsi="Times New Roman"/>
+                <w:sz w:val="20"/>
+                <w:szCs w:val="20"/>
+                <w:i/>
+              </w:rPr>
+            </w:pPr>
+            <w:r>
+              <w:rPr>
+                <w:rFonts w:ascii="Times New Roman" w:hAnsi="Times New Roman"/>
+                <w:sz w:val="20"/>
+                <w:szCs w:val="20"/>
+                <w:i/>
+              </w:rPr>
+              <w:t xml:space="preserve">(единоразово, до 15 онлайн)</w:t>
             </w:r>
           </w:p>
         </w:tc>
